--- a/Backend/Director_Disclosure/Output_Disclosures/2024-25/ADANI_PETRONET__DAHEJ__PORT_LIMITED/DIR-8/DIR8_Giriraj_Somani_10594493.docx
+++ b/Backend/Director_Disclosure/Output_Disclosures/2024-25/ADANI_PETRONET__DAHEJ__PORT_LIMITED/DIR-8/DIR8_Giriraj_Somani_10594493.docx
@@ -189,7 +189,7 @@
           <w:b w:val="0"/>
           <w:sz w:val="23"/>
         </w:rPr>
-        <w:t>I, Giriraj Somani, son/daughter of Mr. {{FATHER_NAME}}, resident of _____________________________________________, India hereby give notice that I am/was a Director in the following companies during the last three years:-</w:t>
+        <w:t>I, GIRIRAJ SOMANI, son/daughter of Mr. {{FATHER_NAME}}, resident of _____________________________________________, India hereby give notice that I am/was a Director in the following companies during the last three years:-</w:t>
       </w:r>
     </w:p>
     <w:p>
@@ -340,7 +340,7 @@
                 <w:b w:val="0"/>
                 <w:sz w:val="23"/>
               </w:rPr>
-              <w:t>ADANI PETRONET (DAHEJ) PORT LIMITED</w:t>
+              <w:t>OCEAN SPARKLE LIMITED</w:t>
             </w:r>
           </w:p>
         </w:tc>
@@ -359,7 +359,7 @@
                 <w:b w:val="0"/>
                 <w:sz w:val="23"/>
               </w:rPr>
-              <w:t>24/01/2020</w:t>
+              <w:t>28/07/2025</w:t>
             </w:r>
           </w:p>
         </w:tc>
@@ -404,6 +404,14 @@
               <w:spacing w:after="0"/>
               <w:jc w:val="both"/>
             </w:pPr>
+            <w:r>
+              <w:rPr>
+                <w:rFonts w:ascii="Adani" w:hAnsi="Adani" w:eastAsia="Adani" w:cs="Adani"/>
+                <w:b w:val="0"/>
+                <w:sz w:val="23"/>
+              </w:rPr>
+              <w:t>SPARKLE PORT SERVICES LIMITED</w:t>
+            </w:r>
           </w:p>
         </w:tc>
         <w:tc>
@@ -415,6 +423,14 @@
               <w:spacing w:after="0"/>
               <w:jc w:val="center"/>
             </w:pPr>
+            <w:r>
+              <w:rPr>
+                <w:rFonts w:ascii="Adani" w:hAnsi="Adani" w:eastAsia="Adani" w:cs="Adani"/>
+                <w:b w:val="0"/>
+                <w:sz w:val="23"/>
+              </w:rPr>
+              <w:t>28/07/2025</w:t>
+            </w:r>
           </w:p>
         </w:tc>
         <w:tc>
@@ -458,6 +474,14 @@
               <w:spacing w:after="0"/>
               <w:jc w:val="both"/>
             </w:pPr>
+            <w:r>
+              <w:rPr>
+                <w:rFonts w:ascii="Adani" w:hAnsi="Adani" w:eastAsia="Adani" w:cs="Adani"/>
+                <w:b w:val="0"/>
+                <w:sz w:val="23"/>
+              </w:rPr>
+              <w:t>EZR TECHNOLOGIES PRIVATE LIMITED</w:t>
+            </w:r>
           </w:p>
         </w:tc>
         <w:tc>
@@ -469,6 +493,714 @@
               <w:spacing w:after="0"/>
               <w:jc w:val="center"/>
             </w:pPr>
+            <w:r>
+              <w:rPr>
+                <w:rFonts w:ascii="Adani" w:hAnsi="Adani" w:eastAsia="Adani" w:cs="Adani"/>
+                <w:b w:val="0"/>
+                <w:sz w:val="23"/>
+              </w:rPr>
+              <w:t>16/06/2025</w:t>
+            </w:r>
+          </w:p>
+        </w:tc>
+        <w:tc>
+          <w:tcPr>
+            <w:tcW w:type="dxa" w:w="2250"/>
+          </w:tcPr>
+          <w:p>
+            <w:pPr>
+              <w:spacing w:after="0"/>
+              <w:jc w:val="center"/>
+            </w:pPr>
+          </w:p>
+        </w:tc>
+      </w:tr>
+      <w:tr>
+        <w:tc>
+          <w:tcPr>
+            <w:tcW w:type="dxa" w:w="636"/>
+          </w:tcPr>
+          <w:p>
+            <w:pPr>
+              <w:spacing w:after="0"/>
+              <w:ind w:left="360"/>
+            </w:pPr>
+            <w:r>
+              <w:rPr>
+                <w:rFonts w:ascii="Adani" w:hAnsi="Adani" w:eastAsia="Adani" w:cs="Adani"/>
+                <w:b w:val="0"/>
+                <w:sz w:val="23"/>
+              </w:rPr>
+              <w:t>4</w:t>
+            </w:r>
+          </w:p>
+        </w:tc>
+        <w:tc>
+          <w:tcPr>
+            <w:tcW w:type="dxa" w:w="3864"/>
+          </w:tcPr>
+          <w:p>
+            <w:pPr>
+              <w:spacing w:after="0"/>
+              <w:jc w:val="both"/>
+            </w:pPr>
+            <w:r>
+              <w:rPr>
+                <w:rFonts w:ascii="Adani" w:hAnsi="Adani" w:eastAsia="Adani" w:cs="Adani"/>
+                <w:b w:val="0"/>
+                <w:sz w:val="23"/>
+              </w:rPr>
+              <w:t>INFRADIGEST DEVELOPERS PRIVATE LIMITED</w:t>
+            </w:r>
+          </w:p>
+        </w:tc>
+        <w:tc>
+          <w:tcPr>
+            <w:tcW w:type="dxa" w:w="2610"/>
+          </w:tcPr>
+          <w:p>
+            <w:pPr>
+              <w:spacing w:after="0"/>
+              <w:jc w:val="center"/>
+            </w:pPr>
+            <w:r>
+              <w:rPr>
+                <w:rFonts w:ascii="Adani" w:hAnsi="Adani" w:eastAsia="Adani" w:cs="Adani"/>
+                <w:b w:val="0"/>
+                <w:sz w:val="23"/>
+              </w:rPr>
+              <w:t>30/11/2024</w:t>
+            </w:r>
+          </w:p>
+        </w:tc>
+        <w:tc>
+          <w:tcPr>
+            <w:tcW w:type="dxa" w:w="2250"/>
+          </w:tcPr>
+          <w:p>
+            <w:pPr>
+              <w:spacing w:after="0"/>
+              <w:jc w:val="center"/>
+            </w:pPr>
+          </w:p>
+        </w:tc>
+      </w:tr>
+      <w:tr>
+        <w:tc>
+          <w:tcPr>
+            <w:tcW w:type="dxa" w:w="636"/>
+          </w:tcPr>
+          <w:p>
+            <w:pPr>
+              <w:spacing w:after="0"/>
+              <w:ind w:left="360"/>
+            </w:pPr>
+            <w:r>
+              <w:rPr>
+                <w:rFonts w:ascii="Adani" w:hAnsi="Adani" w:eastAsia="Adani" w:cs="Adani"/>
+                <w:b w:val="0"/>
+                <w:sz w:val="23"/>
+              </w:rPr>
+              <w:t>5</w:t>
+            </w:r>
+          </w:p>
+        </w:tc>
+        <w:tc>
+          <w:tcPr>
+            <w:tcW w:type="dxa" w:w="3864"/>
+          </w:tcPr>
+          <w:p>
+            <w:pPr>
+              <w:spacing w:after="0"/>
+              <w:jc w:val="both"/>
+            </w:pPr>
+            <w:r>
+              <w:rPr>
+                <w:rFonts w:ascii="Adani" w:hAnsi="Adani" w:eastAsia="Adani" w:cs="Adani"/>
+                <w:b w:val="0"/>
+                <w:sz w:val="23"/>
+              </w:rPr>
+              <w:t>BEAMX INFRA PRIVATE LIMITED</w:t>
+            </w:r>
+          </w:p>
+        </w:tc>
+        <w:tc>
+          <w:tcPr>
+            <w:tcW w:type="dxa" w:w="2610"/>
+          </w:tcPr>
+          <w:p>
+            <w:pPr>
+              <w:spacing w:after="0"/>
+              <w:jc w:val="center"/>
+            </w:pPr>
+            <w:r>
+              <w:rPr>
+                <w:rFonts w:ascii="Adani" w:hAnsi="Adani" w:eastAsia="Adani" w:cs="Adani"/>
+                <w:b w:val="0"/>
+                <w:sz w:val="23"/>
+              </w:rPr>
+              <w:t>30/11/2024</w:t>
+            </w:r>
+          </w:p>
+        </w:tc>
+        <w:tc>
+          <w:tcPr>
+            <w:tcW w:type="dxa" w:w="2250"/>
+          </w:tcPr>
+          <w:p>
+            <w:pPr>
+              <w:spacing w:after="0"/>
+              <w:jc w:val="center"/>
+            </w:pPr>
+          </w:p>
+        </w:tc>
+      </w:tr>
+      <w:tr>
+        <w:tc>
+          <w:tcPr>
+            <w:tcW w:type="dxa" w:w="636"/>
+          </w:tcPr>
+          <w:p>
+            <w:pPr>
+              <w:spacing w:after="0"/>
+              <w:ind w:left="360"/>
+            </w:pPr>
+            <w:r>
+              <w:rPr>
+                <w:rFonts w:ascii="Adani" w:hAnsi="Adani" w:eastAsia="Adani" w:cs="Adani"/>
+                <w:b w:val="0"/>
+                <w:sz w:val="23"/>
+              </w:rPr>
+              <w:t>6</w:t>
+            </w:r>
+          </w:p>
+        </w:tc>
+        <w:tc>
+          <w:tcPr>
+            <w:tcW w:type="dxa" w:w="3864"/>
+          </w:tcPr>
+          <w:p>
+            <w:pPr>
+              <w:spacing w:after="0"/>
+              <w:jc w:val="both"/>
+            </w:pPr>
+            <w:r>
+              <w:rPr>
+                <w:rFonts w:ascii="Adani" w:hAnsi="Adani" w:eastAsia="Adani" w:cs="Adani"/>
+                <w:b w:val="0"/>
+                <w:sz w:val="23"/>
+              </w:rPr>
+              <w:t>KLIPTEK PROJECTS PRIVATE LIMITED</w:t>
+            </w:r>
+          </w:p>
+        </w:tc>
+        <w:tc>
+          <w:tcPr>
+            <w:tcW w:type="dxa" w:w="2610"/>
+          </w:tcPr>
+          <w:p>
+            <w:pPr>
+              <w:spacing w:after="0"/>
+              <w:jc w:val="center"/>
+            </w:pPr>
+            <w:r>
+              <w:rPr>
+                <w:rFonts w:ascii="Adani" w:hAnsi="Adani" w:eastAsia="Adani" w:cs="Adani"/>
+                <w:b w:val="0"/>
+                <w:sz w:val="23"/>
+              </w:rPr>
+              <w:t>30/09/2024</w:t>
+            </w:r>
+          </w:p>
+        </w:tc>
+        <w:tc>
+          <w:tcPr>
+            <w:tcW w:type="dxa" w:w="2250"/>
+          </w:tcPr>
+          <w:p>
+            <w:pPr>
+              <w:spacing w:after="0"/>
+              <w:jc w:val="center"/>
+            </w:pPr>
+          </w:p>
+        </w:tc>
+      </w:tr>
+      <w:tr>
+        <w:tc>
+          <w:tcPr>
+            <w:tcW w:type="dxa" w:w="636"/>
+          </w:tcPr>
+          <w:p>
+            <w:pPr>
+              <w:spacing w:after="0"/>
+              <w:ind w:left="360"/>
+            </w:pPr>
+            <w:r>
+              <w:rPr>
+                <w:rFonts w:ascii="Adani" w:hAnsi="Adani" w:eastAsia="Adani" w:cs="Adani"/>
+                <w:b w:val="0"/>
+                <w:sz w:val="23"/>
+              </w:rPr>
+              <w:t>7</w:t>
+            </w:r>
+          </w:p>
+        </w:tc>
+        <w:tc>
+          <w:tcPr>
+            <w:tcW w:type="dxa" w:w="3864"/>
+          </w:tcPr>
+          <w:p>
+            <w:pPr>
+              <w:spacing w:after="0"/>
+              <w:jc w:val="both"/>
+            </w:pPr>
+            <w:r>
+              <w:rPr>
+                <w:rFonts w:ascii="Adani" w:hAnsi="Adani" w:eastAsia="Adani" w:cs="Adani"/>
+                <w:b w:val="0"/>
+                <w:sz w:val="23"/>
+              </w:rPr>
+              <w:t>WEST PEAK DATA CENTER PRIVATE LIMITED</w:t>
+            </w:r>
+          </w:p>
+        </w:tc>
+        <w:tc>
+          <w:tcPr>
+            <w:tcW w:type="dxa" w:w="2610"/>
+          </w:tcPr>
+          <w:p>
+            <w:pPr>
+              <w:spacing w:after="0"/>
+              <w:jc w:val="center"/>
+            </w:pPr>
+            <w:r>
+              <w:rPr>
+                <w:rFonts w:ascii="Adani" w:hAnsi="Adani" w:eastAsia="Adani" w:cs="Adani"/>
+                <w:b w:val="0"/>
+                <w:sz w:val="23"/>
+              </w:rPr>
+              <w:t>06/06/2024</w:t>
+            </w:r>
+          </w:p>
+        </w:tc>
+        <w:tc>
+          <w:tcPr>
+            <w:tcW w:type="dxa" w:w="2250"/>
+          </w:tcPr>
+          <w:p>
+            <w:pPr>
+              <w:spacing w:after="0"/>
+              <w:jc w:val="center"/>
+            </w:pPr>
+          </w:p>
+        </w:tc>
+      </w:tr>
+      <w:tr>
+        <w:tc>
+          <w:tcPr>
+            <w:tcW w:type="dxa" w:w="636"/>
+          </w:tcPr>
+          <w:p>
+            <w:pPr>
+              <w:spacing w:after="0"/>
+              <w:ind w:left="360"/>
+            </w:pPr>
+            <w:r>
+              <w:rPr>
+                <w:rFonts w:ascii="Adani" w:hAnsi="Adani" w:eastAsia="Adani" w:cs="Adani"/>
+                <w:b w:val="0"/>
+                <w:sz w:val="23"/>
+              </w:rPr>
+              <w:t>8</w:t>
+            </w:r>
+          </w:p>
+        </w:tc>
+        <w:tc>
+          <w:tcPr>
+            <w:tcW w:type="dxa" w:w="3864"/>
+          </w:tcPr>
+          <w:p>
+            <w:pPr>
+              <w:spacing w:after="0"/>
+              <w:jc w:val="both"/>
+            </w:pPr>
+            <w:r>
+              <w:rPr>
+                <w:rFonts w:ascii="Adani" w:hAnsi="Adani" w:eastAsia="Adani" w:cs="Adani"/>
+                <w:b w:val="0"/>
+                <w:sz w:val="23"/>
+              </w:rPr>
+              <w:t>RG DATA CENTER PRIVATE LIMITED</w:t>
+            </w:r>
+          </w:p>
+        </w:tc>
+        <w:tc>
+          <w:tcPr>
+            <w:tcW w:type="dxa" w:w="2610"/>
+          </w:tcPr>
+          <w:p>
+            <w:pPr>
+              <w:spacing w:after="0"/>
+              <w:jc w:val="center"/>
+            </w:pPr>
+            <w:r>
+              <w:rPr>
+                <w:rFonts w:ascii="Adani" w:hAnsi="Adani" w:eastAsia="Adani" w:cs="Adani"/>
+                <w:b w:val="0"/>
+                <w:sz w:val="23"/>
+              </w:rPr>
+              <w:t>04/06/2024</w:t>
+            </w:r>
+          </w:p>
+        </w:tc>
+        <w:tc>
+          <w:tcPr>
+            <w:tcW w:type="dxa" w:w="2250"/>
+          </w:tcPr>
+          <w:p>
+            <w:pPr>
+              <w:spacing w:after="0"/>
+              <w:jc w:val="center"/>
+            </w:pPr>
+          </w:p>
+        </w:tc>
+      </w:tr>
+      <w:tr>
+        <w:tc>
+          <w:tcPr>
+            <w:tcW w:type="dxa" w:w="636"/>
+          </w:tcPr>
+          <w:p>
+            <w:pPr>
+              <w:spacing w:after="0"/>
+              <w:ind w:left="360"/>
+            </w:pPr>
+            <w:r>
+              <w:rPr>
+                <w:rFonts w:ascii="Adani" w:hAnsi="Adani" w:eastAsia="Adani" w:cs="Adani"/>
+                <w:b w:val="0"/>
+                <w:sz w:val="23"/>
+              </w:rPr>
+              <w:t>9</w:t>
+            </w:r>
+          </w:p>
+        </w:tc>
+        <w:tc>
+          <w:tcPr>
+            <w:tcW w:type="dxa" w:w="3864"/>
+          </w:tcPr>
+          <w:p>
+            <w:pPr>
+              <w:spacing w:after="0"/>
+              <w:jc w:val="both"/>
+            </w:pPr>
+            <w:r>
+              <w:rPr>
+                <w:rFonts w:ascii="Adani" w:hAnsi="Adani" w:eastAsia="Adani" w:cs="Adani"/>
+                <w:b w:val="0"/>
+                <w:sz w:val="23"/>
+              </w:rPr>
+              <w:t>SEED BIOCOAT PRIVATE LIMITED</w:t>
+            </w:r>
+          </w:p>
+        </w:tc>
+        <w:tc>
+          <w:tcPr>
+            <w:tcW w:type="dxa" w:w="2610"/>
+          </w:tcPr>
+          <w:p>
+            <w:pPr>
+              <w:spacing w:after="0"/>
+              <w:jc w:val="center"/>
+            </w:pPr>
+            <w:r>
+              <w:rPr>
+                <w:rFonts w:ascii="Adani" w:hAnsi="Adani" w:eastAsia="Adani" w:cs="Adani"/>
+                <w:b w:val="0"/>
+                <w:sz w:val="23"/>
+              </w:rPr>
+              <w:t>08/05/2024</w:t>
+            </w:r>
+          </w:p>
+        </w:tc>
+        <w:tc>
+          <w:tcPr>
+            <w:tcW w:type="dxa" w:w="2250"/>
+          </w:tcPr>
+          <w:p>
+            <w:pPr>
+              <w:spacing w:after="0"/>
+              <w:jc w:val="center"/>
+            </w:pPr>
+          </w:p>
+        </w:tc>
+      </w:tr>
+      <w:tr>
+        <w:tc>
+          <w:tcPr>
+            <w:tcW w:type="dxa" w:w="636"/>
+          </w:tcPr>
+          <w:p>
+            <w:pPr>
+              <w:spacing w:after="0"/>
+              <w:ind w:left="360"/>
+            </w:pPr>
+            <w:r>
+              <w:rPr>
+                <w:rFonts w:ascii="Adani" w:hAnsi="Adani" w:eastAsia="Adani" w:cs="Adani"/>
+                <w:b w:val="0"/>
+                <w:sz w:val="23"/>
+              </w:rPr>
+              <w:t>10</w:t>
+            </w:r>
+          </w:p>
+        </w:tc>
+        <w:tc>
+          <w:tcPr>
+            <w:tcW w:type="dxa" w:w="3864"/>
+          </w:tcPr>
+          <w:p>
+            <w:pPr>
+              <w:spacing w:after="0"/>
+              <w:jc w:val="both"/>
+            </w:pPr>
+            <w:r>
+              <w:rPr>
+                <w:rFonts w:ascii="Adani" w:hAnsi="Adani" w:eastAsia="Adani" w:cs="Adani"/>
+                <w:b w:val="0"/>
+                <w:sz w:val="23"/>
+              </w:rPr>
+              <w:t>SARWA PROJECTS PRIVATE LIMITED</w:t>
+            </w:r>
+          </w:p>
+        </w:tc>
+        <w:tc>
+          <w:tcPr>
+            <w:tcW w:type="dxa" w:w="2610"/>
+          </w:tcPr>
+          <w:p>
+            <w:pPr>
+              <w:spacing w:after="0"/>
+              <w:jc w:val="center"/>
+            </w:pPr>
+            <w:r>
+              <w:rPr>
+                <w:rFonts w:ascii="Adani" w:hAnsi="Adani" w:eastAsia="Adani" w:cs="Adani"/>
+                <w:b w:val="0"/>
+                <w:sz w:val="23"/>
+              </w:rPr>
+              <w:t>03/05/2024</w:t>
+            </w:r>
+          </w:p>
+        </w:tc>
+        <w:tc>
+          <w:tcPr>
+            <w:tcW w:type="dxa" w:w="2250"/>
+          </w:tcPr>
+          <w:p>
+            <w:pPr>
+              <w:spacing w:after="0"/>
+              <w:jc w:val="center"/>
+            </w:pPr>
+          </w:p>
+        </w:tc>
+      </w:tr>
+      <w:tr>
+        <w:tc>
+          <w:tcPr>
+            <w:tcW w:type="dxa" w:w="636"/>
+          </w:tcPr>
+          <w:p>
+            <w:pPr>
+              <w:spacing w:after="0"/>
+              <w:ind w:left="360"/>
+            </w:pPr>
+            <w:r>
+              <w:rPr>
+                <w:rFonts w:ascii="Adani" w:hAnsi="Adani" w:eastAsia="Adani" w:cs="Adani"/>
+                <w:b w:val="0"/>
+                <w:sz w:val="23"/>
+              </w:rPr>
+              <w:t>11</w:t>
+            </w:r>
+          </w:p>
+        </w:tc>
+        <w:tc>
+          <w:tcPr>
+            <w:tcW w:type="dxa" w:w="3864"/>
+          </w:tcPr>
+          <w:p>
+            <w:pPr>
+              <w:spacing w:after="0"/>
+              <w:jc w:val="both"/>
+            </w:pPr>
+            <w:r>
+              <w:rPr>
+                <w:rFonts w:ascii="Adani" w:hAnsi="Adani" w:eastAsia="Adani" w:cs="Adani"/>
+                <w:b w:val="0"/>
+                <w:sz w:val="23"/>
+              </w:rPr>
+              <w:t>NIHITA GREEN ENERGY PRIVATE LIMITED</w:t>
+            </w:r>
+          </w:p>
+        </w:tc>
+        <w:tc>
+          <w:tcPr>
+            <w:tcW w:type="dxa" w:w="2610"/>
+          </w:tcPr>
+          <w:p>
+            <w:pPr>
+              <w:spacing w:after="0"/>
+              <w:jc w:val="center"/>
+            </w:pPr>
+            <w:r>
+              <w:rPr>
+                <w:rFonts w:ascii="Adani" w:hAnsi="Adani" w:eastAsia="Adani" w:cs="Adani"/>
+                <w:b w:val="0"/>
+                <w:sz w:val="23"/>
+              </w:rPr>
+              <w:t>30/04/2024</w:t>
+            </w:r>
+          </w:p>
+        </w:tc>
+        <w:tc>
+          <w:tcPr>
+            <w:tcW w:type="dxa" w:w="2250"/>
+          </w:tcPr>
+          <w:p>
+            <w:pPr>
+              <w:spacing w:after="0"/>
+              <w:jc w:val="center"/>
+            </w:pPr>
+          </w:p>
+        </w:tc>
+      </w:tr>
+      <w:tr>
+        <w:tc>
+          <w:tcPr>
+            <w:tcW w:type="dxa" w:w="636"/>
+          </w:tcPr>
+          <w:p>
+            <w:pPr>
+              <w:spacing w:after="0"/>
+              <w:ind w:left="360"/>
+            </w:pPr>
+            <w:r>
+              <w:rPr>
+                <w:rFonts w:ascii="Adani" w:hAnsi="Adani" w:eastAsia="Adani" w:cs="Adani"/>
+                <w:b w:val="0"/>
+                <w:sz w:val="23"/>
+              </w:rPr>
+              <w:t>12</w:t>
+            </w:r>
+          </w:p>
+        </w:tc>
+        <w:tc>
+          <w:tcPr>
+            <w:tcW w:type="dxa" w:w="3864"/>
+          </w:tcPr>
+          <w:p>
+            <w:pPr>
+              <w:spacing w:after="0"/>
+              <w:jc w:val="both"/>
+            </w:pPr>
+            <w:r>
+              <w:rPr>
+                <w:rFonts w:ascii="Adani" w:hAnsi="Adani" w:eastAsia="Adani" w:cs="Adani"/>
+                <w:b w:val="0"/>
+                <w:sz w:val="23"/>
+              </w:rPr>
+              <w:t>VIDIP REALTORS PRIVATE LIMITED</w:t>
+            </w:r>
+          </w:p>
+        </w:tc>
+        <w:tc>
+          <w:tcPr>
+            <w:tcW w:type="dxa" w:w="2610"/>
+          </w:tcPr>
+          <w:p>
+            <w:pPr>
+              <w:spacing w:after="0"/>
+              <w:jc w:val="center"/>
+            </w:pPr>
+            <w:r>
+              <w:rPr>
+                <w:rFonts w:ascii="Adani" w:hAnsi="Adani" w:eastAsia="Adani" w:cs="Adani"/>
+                <w:b w:val="0"/>
+                <w:sz w:val="23"/>
+              </w:rPr>
+              <w:t>30/04/2024</w:t>
+            </w:r>
+          </w:p>
+        </w:tc>
+        <w:tc>
+          <w:tcPr>
+            <w:tcW w:type="dxa" w:w="2250"/>
+          </w:tcPr>
+          <w:p>
+            <w:pPr>
+              <w:spacing w:after="0"/>
+              <w:jc w:val="center"/>
+            </w:pPr>
+          </w:p>
+        </w:tc>
+      </w:tr>
+      <w:tr>
+        <w:tc>
+          <w:tcPr>
+            <w:tcW w:type="dxa" w:w="636"/>
+          </w:tcPr>
+          <w:p>
+            <w:pPr>
+              <w:spacing w:after="0"/>
+              <w:ind w:left="360"/>
+            </w:pPr>
+            <w:r>
+              <w:rPr>
+                <w:rFonts w:ascii="Adani" w:hAnsi="Adani" w:eastAsia="Adani" w:cs="Adani"/>
+                <w:b w:val="0"/>
+                <w:sz w:val="23"/>
+              </w:rPr>
+              <w:t>13</w:t>
+            </w:r>
+          </w:p>
+        </w:tc>
+        <w:tc>
+          <w:tcPr>
+            <w:tcW w:type="dxa" w:w="3864"/>
+          </w:tcPr>
+          <w:p>
+            <w:pPr>
+              <w:spacing w:after="0"/>
+              <w:jc w:val="both"/>
+            </w:pPr>
+            <w:r>
+              <w:rPr>
+                <w:rFonts w:ascii="Adani" w:hAnsi="Adani" w:eastAsia="Adani" w:cs="Adani"/>
+                <w:b w:val="0"/>
+                <w:sz w:val="23"/>
+              </w:rPr>
+              <w:t>NIHITA GREEN ENERGY PRIVATE LIMITED</w:t>
+            </w:r>
+          </w:p>
+        </w:tc>
+        <w:tc>
+          <w:tcPr>
+            <w:tcW w:type="dxa" w:w="2610"/>
+          </w:tcPr>
+          <w:p>
+            <w:pPr>
+              <w:spacing w:after="0"/>
+              <w:jc w:val="center"/>
+            </w:pPr>
+            <w:r>
+              <w:rPr>
+                <w:rFonts w:ascii="Adani" w:hAnsi="Adani" w:eastAsia="Adani" w:cs="Adani"/>
+                <w:b w:val="0"/>
+                <w:sz w:val="23"/>
+              </w:rPr>
+              <w:t>30/04/2024</w:t>
+            </w:r>
           </w:p>
         </w:tc>
         <w:tc>
@@ -539,7 +1271,7 @@
         </w:rPr>
         <w:t xml:space="preserve">Name           </w:t>
         <w:tab/>
-        <w:t xml:space="preserve">:  Giriraj Somani</w:t>
+        <w:t xml:space="preserve">:  GIRIRAJ SOMANI</w:t>
       </w:r>
     </w:p>
     <w:p>
@@ -583,7 +1315,7 @@
           <w:b w:val="0"/>
           <w:sz w:val="23"/>
         </w:rPr>
-        <w:t xml:space="preserve">Date: 04th May, 2026</w:t>
+        <w:t xml:space="preserve">Date: 15th May, 2026</w:t>
         <w:tab/>
       </w:r>
     </w:p>
